--- a/ProyectoELK-1.docx
+++ b/ProyectoELK-1.docx
@@ -893,7 +893,13 @@
         <w:ind w:left="1787" w:right="0" w:hanging="361"/>
       </w:pPr>
       <w:r>
-        <w:t xml:space="preserve">Instalación de herramientas necesarias (Node.js, MongoDB, Docker).  </w:t>
+        <w:t xml:space="preserve">Instalación de herramientas necesarias (Node.js, </w:t>
+      </w:r>
+      <w:r>
+        <w:t>MySQL</w:t>
+      </w:r>
+      <w:r>
+        <w:t xml:space="preserve">, Docker).  </w:t>
       </w:r>
     </w:p>
     <w:p>
@@ -1035,7 +1041,7 @@
         <w:ind w:left="1787" w:right="0" w:hanging="361"/>
       </w:pPr>
       <w:r>
-        <w:t xml:space="preserve">• Configuración de alta disponibilidad entre servidores utilizando </w:t>
+        <w:t xml:space="preserve">Configuración de alta disponibilidad entre servidores utilizando </w:t>
       </w:r>
       <w:proofErr w:type="spellStart"/>
       <w:r>
@@ -1461,6 +1467,12 @@
       <w:r>
         <w:t xml:space="preserve">JavaScript (Node.js), por su facilidad para manejar servidores y concurrencia.  </w:t>
       </w:r>
+    </w:p>
+    <w:p>
+      <w:pPr>
+        <w:spacing w:after="37" w:line="471" w:lineRule="auto"/>
+        <w:ind w:left="1073" w:right="0" w:firstLine="0"/>
+      </w:pPr>
       <w:r>
         <w:rPr>
           <w:b/>
@@ -1500,7 +1512,10 @@
         <w:ind w:left="1787" w:right="0" w:hanging="361"/>
       </w:pPr>
       <w:r>
-        <w:t xml:space="preserve">MongoDB, debido a su flexibilidad para almacenar datos no estructurados como logs.  </w:t>
+        <w:t>M</w:t>
+      </w:r>
+      <w:r>
+        <w:t>ySQL, debido a su capacidad para gestionar datos estructurados y garantizar integridad en el almacenamiento de logs.</w:t>
       </w:r>
     </w:p>
     <w:p>
@@ -1679,6 +1694,7 @@
         <w:jc w:val="left"/>
       </w:pPr>
       <w:r>
+        <w:lastRenderedPageBreak/>
         <w:t xml:space="preserve"> </w:t>
       </w:r>
     </w:p>
@@ -1699,8 +1715,7 @@
         <w:ind w:left="-5"/>
       </w:pPr>
       <w:r>
-        <w:lastRenderedPageBreak/>
-        <w:t xml:space="preserve">Arquitectura del sistema (descripción) </w:t>
+        <w:t xml:space="preserve">Arquitectura del sistema  </w:t>
       </w:r>
     </w:p>
     <w:p>
@@ -1710,7 +1725,7 @@
         <w:jc w:val="left"/>
       </w:pPr>
       <w:r>
-        <w:t>Arquitectura del sistema (descripción)</w:t>
+        <w:t>El sistema propuesto sigue una arquitectura distribuida basada en el modelo cliente-servidor con soporte de alta disponibilidad. Se compone de los siguientes elementos:</w:t>
       </w:r>
     </w:p>
     <w:p>
@@ -1727,7 +1742,7 @@
         <w:jc w:val="left"/>
       </w:pPr>
       <w:r>
-        <w:t>El sistema propuesto sigue una arquitectura distribuida basada en el modelo cliente-servidor con soporte de alta disponibilidad. Se compone de los siguientes elementos:</w:t>
+        <w:t>• Agentes de logs: encargados de recolectar información desde distintos nodos y enviarla al sistema.</w:t>
       </w:r>
     </w:p>
     <w:p>
@@ -1744,7 +1759,7 @@
         <w:jc w:val="left"/>
       </w:pPr>
       <w:r>
-        <w:t>• Agentes de logs: encargados de recolectar información desde distintos nodos y enviarla al sistema.</w:t>
+        <w:t>• Servidor principal: recibe, procesa y almacena los logs mientras se encuentra activo.</w:t>
       </w:r>
     </w:p>
     <w:p>
@@ -1761,7 +1776,7 @@
         <w:jc w:val="left"/>
       </w:pPr>
       <w:r>
-        <w:t>• Servidor principal: recibe, procesa y almacena los logs mientras se encuentra activo.</w:t>
+        <w:t>• Servidor secundario: permanece en espera para asumir el servicio en caso de falla del nodo principal.</w:t>
       </w:r>
     </w:p>
     <w:p>
@@ -1778,7 +1793,15 @@
         <w:jc w:val="left"/>
       </w:pPr>
       <w:r>
-        <w:t>• Servidor secundario: permanece en espera para asumir el servicio en caso de falla del nodo principal.</w:t>
+        <w:t xml:space="preserve">• </w:t>
+      </w:r>
+      <w:proofErr w:type="spellStart"/>
+      <w:r>
+        <w:t>Keepalived</w:t>
+      </w:r>
+      <w:proofErr w:type="spellEnd"/>
+      <w:r>
+        <w:t>: herramienta encargada de administrar una IP virtual compartida entre ambos servidores, permitiendo la continuidad del servicio.</w:t>
       </w:r>
     </w:p>
     <w:p>
@@ -1795,15 +1818,7 @@
         <w:jc w:val="left"/>
       </w:pPr>
       <w:r>
-        <w:t xml:space="preserve">• </w:t>
-      </w:r>
-      <w:proofErr w:type="spellStart"/>
-      <w:r>
-        <w:t>Keepalived</w:t>
-      </w:r>
-      <w:proofErr w:type="spellEnd"/>
-      <w:r>
-        <w:t>: herramienta encargada de administrar una IP virtual compartida entre ambos servidores, permitiendo la continuidad del servicio.</w:t>
+        <w:t>• Base de datos: almacena los registros para su posterior consulta.</w:t>
       </w:r>
     </w:p>
     <w:p>
@@ -1820,7 +1835,7 @@
         <w:jc w:val="left"/>
       </w:pPr>
       <w:r>
-        <w:t>• Base de datos: almacena los registros para su posterior consulta.</w:t>
+        <w:t>• API: permite acceder a los logs mediante solicitudes HTTP.</w:t>
       </w:r>
     </w:p>
     <w:p>
@@ -1837,7 +1852,16 @@
         <w:jc w:val="left"/>
       </w:pPr>
       <w:r>
-        <w:t>• API: permite acceder a los logs mediante solicitudes HTTP.</w:t>
+        <w:t>Los servidores de logs se exponen mediante diferentes puertos (3001 y 3002), mientras que la IP virtual permite un punto único de acceso para los clientes</w:t>
+      </w:r>
+      <w:r>
+        <w:t xml:space="preserve"> </w:t>
+      </w:r>
+      <w:r>
+        <w:t>y son gestionados mediante contenedores Docker para asegurar portabilidad y aislamiento</w:t>
+      </w:r>
+      <w:r>
+        <w:t>.</w:t>
       </w:r>
     </w:p>
     <w:p>
@@ -1846,18 +1870,12 @@
         <w:ind w:left="721" w:right="0" w:firstLine="0"/>
         <w:jc w:val="left"/>
       </w:pPr>
-    </w:p>
-    <w:p>
-      <w:pPr>
-        <w:spacing w:after="290" w:line="259" w:lineRule="auto"/>
-        <w:ind w:left="721" w:right="0" w:firstLine="0"/>
-        <w:jc w:val="left"/>
-      </w:pPr>
-      <w:r>
-        <w:t>El flujo de funcionamiento consiste en que los agentes envían los registros a una IP virtual. Mientras el servidor principal está activo, este procesa las solicitudes. Si ocurre una falla, el servidor secundario asume automáticamente la IP virtual y continúa ofreciendo el servicio, garantizando la alta disponibilidad del sistema.</w:t>
-      </w:r>
-      <w:r>
-        <w:t xml:space="preserve"> </w:t>
+      <w:r>
+        <w:t xml:space="preserve">El flujo de funcionamiento consiste en que los agentes envían los registros a una IP virtual. Mientras el servidor principal está activo, este procesa las solicitudes. Si ocurre </w:t>
+      </w:r>
+      <w:r>
+        <w:lastRenderedPageBreak/>
+        <w:t xml:space="preserve">una falla, el servidor secundario asume automáticamente la IP virtual y continúa ofreciendo el servicio, garantizando la alta disponibilidad del sistema. </w:t>
       </w:r>
     </w:p>
     <w:p>
@@ -1867,7 +1885,6 @@
         <w:ind w:left="-5"/>
       </w:pPr>
       <w:r>
-        <w:lastRenderedPageBreak/>
         <w:t xml:space="preserve">Justificación de la metodología </w:t>
       </w:r>
     </w:p>
@@ -2162,58 +2179,50 @@
     </w:p>
     <w:p>
       <w:pPr>
-        <w:pStyle w:val="NormalWeb"/>
-      </w:pPr>
-      <w:r>
-        <w:t xml:space="preserve">La alta disponibilidad (High </w:t>
+        <w:ind w:left="0" w:firstLine="0"/>
+      </w:pPr>
+      <w:r>
+        <w:t xml:space="preserve">El sistema fue mejorado mediante la implementación de alta disponibilidad utilizando </w:t>
       </w:r>
       <w:proofErr w:type="spellStart"/>
       <w:r>
-        <w:t>Availability</w:t>
+        <w:t>Keepalived</w:t>
       </w:r>
       <w:proofErr w:type="spellEnd"/>
       <w:r>
-        <w:t xml:space="preserve">, HA) es una característica fundamental en sistemas distribuidos que busca garantizar la continuidad del servicio incluso ante fallos de uno o más componentes del sistema. Esto se logra mediante la redundancia de recursos y mecanismos de recuperación automática (Tanenbaum &amp; Van </w:t>
+        <w:t>. Se configuraron dos nodos de servidor, uno en estado activo (MASTER) y otro en estado de respaldo (BACKUP).</w:t>
+      </w:r>
+    </w:p>
+    <w:p>
+      <w:pPr>
+        <w:ind w:left="0" w:firstLine="0"/>
+      </w:pPr>
+      <w:r>
+        <w:t>Se utilizó una dirección IP virtual que es asignada dinámicamente al nodo activo. En condiciones normales, el nodo principal atiende las solicitudes. Sin embargo, al simular la caída del nodo principal, la IP virtual se transfiere automáticamente al nodo secundario, garantizando la continuidad del servicio.</w:t>
+      </w:r>
+    </w:p>
+    <w:p>
+      <w:pPr>
+        <w:ind w:left="0" w:firstLine="0"/>
+      </w:pPr>
+      <w:r>
+        <w:t>Las pruebas realizadas evidencian que el sistema mantiene su funcionamiento sin interrupciones, cumpliendo con el objetivo de tolerancia a fallos.</w:t>
+      </w:r>
+    </w:p>
+    <w:p>
+      <w:pPr>
+        <w:ind w:left="0" w:firstLine="0"/>
+      </w:pPr>
+      <w:r>
+        <w:t xml:space="preserve">Se realizaron pruebas de </w:t>
       </w:r>
       <w:proofErr w:type="spellStart"/>
       <w:r>
-        <w:t>Steen</w:t>
+        <w:t>failover</w:t>
       </w:r>
       <w:proofErr w:type="spellEnd"/>
       <w:r>
-        <w:t>, 2017).</w:t>
-      </w:r>
-    </w:p>
-    <w:p>
-      <w:pPr>
-        <w:pStyle w:val="NormalWeb"/>
-      </w:pPr>
-      <w:r>
-        <w:t>Una de las estrategias más utilizadas para implementar alta disponibilidad es el uso de múltiples servidores en configuración activo-pasivo o activo-activo. En este enfoque, si el servidor principal falla, otro servidor asume automáticamente sus funciones, evitando la interrupción del servicio.</w:t>
-      </w:r>
-    </w:p>
-    <w:p>
-      <w:pPr>
-        <w:pStyle w:val="NormalWeb"/>
-      </w:pPr>
-      <w:r>
-        <w:t xml:space="preserve">El uso de herramientas como </w:t>
-      </w:r>
-      <w:proofErr w:type="spellStart"/>
-      <w:r>
-        <w:t>Keepalived</w:t>
-      </w:r>
-      <w:proofErr w:type="spellEnd"/>
-      <w:r>
-        <w:t xml:space="preserve"> permite implementar estos mecanismos mediante el uso de direcciones IP virtuales y protocolos como VRRP, los cuales permiten que varios nodos compartan una misma dirección IP y aseguren la continuidad del servicio ante fallos (Red </w:t>
-      </w:r>
-      <w:proofErr w:type="spellStart"/>
-      <w:r>
-        <w:t>Hat</w:t>
-      </w:r>
-      <w:proofErr w:type="spellEnd"/>
-      <w:r>
-        <w:t>, 2020).</w:t>
+        <w:t xml:space="preserve"> en las cuales se detuvo el nodo principal, observándose que la IP virtual fue transferida automáticamente al nodo secundario. Durante este proceso, el sistema continuó respondiendo solicitudes sin interrupciones.</w:t>
       </w:r>
     </w:p>
     <w:p/>
@@ -2229,7 +2238,16 @@
           <w:b/>
           <w:bCs w:val="0"/>
         </w:rPr>
-        <w:t>Bases de datos NoSQL</w:t>
+        <w:t xml:space="preserve">Bases de datos </w:t>
+      </w:r>
+      <w:r>
+        <w:rPr>
+          <w:rStyle w:val="Textoennegrita"/>
+          <w:rFonts w:eastAsiaTheme="majorEastAsia"/>
+          <w:b/>
+          <w:bCs w:val="0"/>
+        </w:rPr>
+        <w:t>relacionales</w:t>
       </w:r>
     </w:p>
     <w:p>
@@ -2237,23 +2255,11 @@
         <w:pStyle w:val="NormalWeb"/>
       </w:pPr>
       <w:r>
-        <w:t>Las bases de datos NoSQL se caracterizan por su capacidad para manejar grandes volúmenes de datos no estructurados o semiestructurados, lo que las hace ideales para almacenar logs. Estas bases permiten una alta escalabilidad y flexibilidad en la organización de la información (</w:t>
-      </w:r>
-      <w:proofErr w:type="spellStart"/>
-      <w:r>
-        <w:t>Sadalage</w:t>
-      </w:r>
-      <w:proofErr w:type="spellEnd"/>
-      <w:r>
-        <w:t xml:space="preserve"> &amp; </w:t>
-      </w:r>
-      <w:proofErr w:type="spellStart"/>
-      <w:r>
-        <w:t>Fowler</w:t>
-      </w:r>
-      <w:proofErr w:type="spellEnd"/>
-      <w:r>
-        <w:t>, 2012).</w:t>
+        <w:t xml:space="preserve">Las bases de datos relacionales, como MySQL, se caracterizan por su capacidad para gestionar datos estructurados mediante tablas, relaciones y esquemas definidos, lo que permite mantener la </w:t>
+      </w:r>
+      <w:r>
+        <w:lastRenderedPageBreak/>
+        <w:t>integridad y consistencia de la información. Estas bases de datos son ampliamente utilizadas en sistemas que requieren consultas eficientes y un manejo organizado de los datos.</w:t>
       </w:r>
     </w:p>
     <w:p>
@@ -2261,8 +2267,7 @@
         <w:pStyle w:val="NormalWeb"/>
       </w:pPr>
       <w:r>
-        <w:lastRenderedPageBreak/>
-        <w:t>MongoDB es una de las bases de datos NoSQL más utilizadas, ya que permite almacenar documentos en formato JSON, facilitando la gestión de registros de eventos en sistemas distribuidos.</w:t>
+        <w:t>MySQL es uno de los sistemas de gestión de bases de datos más utilizados a nivel mundial, debido a su estabilidad, rendimiento y facilidad de integración con diferentes tecnologías. En el contexto de este proyecto, MySQL permite almacenar los logs en tablas estructuradas, facilitando su consulta, análisis y mantenimiento dentro de un sistema distribuido.</w:t>
       </w:r>
     </w:p>
     <w:p/>
@@ -2433,43 +2438,34 @@
     <w:p>
       <w:pPr>
         <w:pStyle w:val="NormalWeb"/>
+      </w:pPr>
+      <w:r>
         <w:rPr>
           <w:lang w:val="en-US"/>
         </w:rPr>
-      </w:pPr>
+        <w:t xml:space="preserve">Red Hat. (2020). Setting up a Linux cluster with </w:t>
+      </w:r>
+      <w:proofErr w:type="spellStart"/>
       <w:r>
         <w:rPr>
           <w:lang w:val="en-US"/>
         </w:rPr>
-        <w:t xml:space="preserve">Red Hat. (2020). </w:t>
-      </w:r>
-      <w:r>
-        <w:rPr>
-          <w:rStyle w:val="nfasis"/>
+        <w:t>Keepalived</w:t>
+      </w:r>
+      <w:proofErr w:type="spellEnd"/>
+      <w:r>
+        <w:rPr>
           <w:lang w:val="en-US"/>
         </w:rPr>
-        <w:t xml:space="preserve">Setting up a Linux cluster with </w:t>
-      </w:r>
-      <w:proofErr w:type="spellStart"/>
-      <w:r>
-        <w:rPr>
-          <w:rStyle w:val="nfasis"/>
-          <w:lang w:val="en-US"/>
-        </w:rPr>
-        <w:t>Keepalived</w:t>
-      </w:r>
-      <w:proofErr w:type="spellEnd"/>
-      <w:r>
-        <w:rPr>
-          <w:lang w:val="en-US"/>
-        </w:rPr>
         <w:t xml:space="preserve">. </w:t>
       </w:r>
-      <w:hyperlink r:id="rId8" w:tgtFrame="_new" w:history="1">
+      <w:r>
+        <w:t xml:space="preserve">Recuperado de </w:t>
+      </w:r>
+      <w:hyperlink r:id="rId8" w:history="1">
         <w:r>
           <w:rPr>
             <w:rStyle w:val="Hipervnculo"/>
-            <w:lang w:val="en-US"/>
           </w:rPr>
           <w:t>https://www.redhat.com</w:t>
         </w:r>
@@ -2484,30 +2480,40 @@
       </w:pPr>
       <w:proofErr w:type="spellStart"/>
       <w:r>
-        <w:rPr>
-          <w:lang w:val="en-US"/>
-        </w:rPr>
-        <w:t>Sadalage</w:t>
+        <w:t>Silberschatz</w:t>
       </w:r>
       <w:proofErr w:type="spellEnd"/>
       <w:r>
-        <w:rPr>
-          <w:lang w:val="en-US"/>
-        </w:rPr>
-        <w:t xml:space="preserve">, P. J., &amp; Fowler, M. (2012). </w:t>
+        <w:t xml:space="preserve">, A., </w:t>
+      </w:r>
+      <w:proofErr w:type="spellStart"/>
+      <w:r>
+        <w:t>Galvin</w:t>
+      </w:r>
+      <w:proofErr w:type="spellEnd"/>
+      <w:r>
+        <w:t xml:space="preserve">, P. B., &amp; </w:t>
+      </w:r>
+      <w:proofErr w:type="spellStart"/>
+      <w:r>
+        <w:t>Gagne</w:t>
+      </w:r>
+      <w:proofErr w:type="spellEnd"/>
+      <w:r>
+        <w:t xml:space="preserve">, G. (2018). </w:t>
       </w:r>
       <w:r>
         <w:rPr>
           <w:rStyle w:val="nfasis"/>
           <w:lang w:val="en-US"/>
         </w:rPr>
-        <w:t>NoSQL distilled: A brief guide to the emerging world of polyglot persistence</w:t>
+        <w:t>Operating system concepts</w:t>
       </w:r>
       <w:r>
         <w:rPr>
           <w:lang w:val="en-US"/>
         </w:rPr>
-        <w:t>. Addison-Wesley.</w:t>
+        <w:t>. Wiley.</w:t>
       </w:r>
     </w:p>
     <w:p>
@@ -2521,20 +2527,7 @@
         <w:rPr>
           <w:lang w:val="en-US"/>
         </w:rPr>
-        <w:t xml:space="preserve">Silberschatz, A., Galvin, P. B., &amp; Gagne, G. (2018). </w:t>
-      </w:r>
-      <w:r>
-        <w:rPr>
-          <w:rStyle w:val="nfasis"/>
-          <w:lang w:val="en-US"/>
-        </w:rPr>
-        <w:t>Operating system concepts</w:t>
-      </w:r>
-      <w:r>
-        <w:rPr>
-          <w:lang w:val="en-US"/>
-        </w:rPr>
-        <w:t>. Wiley.</w:t>
+        <w:t>Elmasri, R., &amp; Navathe, S. (2016). Fundamentals of database systems. Pearson.</w:t>
       </w:r>
     </w:p>
     <w:p>
@@ -2637,6 +2630,7 @@
         <w:jc w:val="left"/>
       </w:pPr>
       <w:r>
+        <w:lastRenderedPageBreak/>
         <w:t xml:space="preserve"> </w:t>
       </w:r>
     </w:p>
@@ -5940,12 +5934,34 @@
     <w:name w:val="Hyperlink"/>
     <w:basedOn w:val="Fuentedeprrafopredeter"/>
     <w:uiPriority w:val="99"/>
-    <w:semiHidden/>
     <w:unhideWhenUsed/>
     <w:rsid w:val="007013D5"/>
     <w:rPr>
       <w:color w:val="0000FF"/>
       <w:u w:val="single"/>
+    </w:rPr>
+  </w:style>
+  <w:style w:type="paragraph" w:styleId="Prrafodelista">
+    <w:name w:val="List Paragraph"/>
+    <w:basedOn w:val="Normal"/>
+    <w:uiPriority w:val="34"/>
+    <w:qFormat/>
+    <w:rsid w:val="00FC0ACF"/>
+    <w:pPr>
+      <w:ind w:left="720"/>
+      <w:contextualSpacing/>
+    </w:pPr>
+  </w:style>
+  <w:style w:type="character" w:styleId="Mencinsinresolver">
+    <w:name w:val="Unresolved Mention"/>
+    <w:basedOn w:val="Fuentedeprrafopredeter"/>
+    <w:uiPriority w:val="99"/>
+    <w:semiHidden/>
+    <w:unhideWhenUsed/>
+    <w:rsid w:val="00FC0ACF"/>
+    <w:rPr>
+      <w:color w:val="605E5C"/>
+      <w:shd w:val="clear" w:color="auto" w:fill="E1DFDD"/>
     </w:rPr>
   </w:style>
 </w:styles>

--- a/ProyectoELK-1.docx
+++ b/ProyectoELK-1.docx
@@ -390,31 +390,7 @@
         <w:ind w:left="0" w:right="0" w:firstLine="721"/>
       </w:pPr>
       <w:r>
-        <w:t>Ante esta problemática, surge la necesidad de implementar soluciones que permitan centralizar la recolección, almacenamiento y consulta de logs. Sistemas como ELK (</w:t>
-      </w:r>
-      <w:proofErr w:type="spellStart"/>
-      <w:r>
-        <w:t>Elasticsearch</w:t>
-      </w:r>
-      <w:proofErr w:type="spellEnd"/>
-      <w:r>
-        <w:t xml:space="preserve">, </w:t>
-      </w:r>
-      <w:proofErr w:type="spellStart"/>
-      <w:r>
-        <w:t>Logstash</w:t>
-      </w:r>
-      <w:proofErr w:type="spellEnd"/>
-      <w:r>
-        <w:t xml:space="preserve"> y </w:t>
-      </w:r>
-      <w:proofErr w:type="spellStart"/>
-      <w:r>
-        <w:t>Kibana</w:t>
-      </w:r>
-      <w:proofErr w:type="spellEnd"/>
-      <w:r>
-        <w:t xml:space="preserve">) han sido ampliamente utilizados en la industria para este propósito. No obstante, en el contexto académico, es posible desarrollar una versión simplificada que permita aplicar conceptos clave de sistemas operativos, redes y sistemas distribuidos. </w:t>
+        <w:t xml:space="preserve">Ante esta problemática, surge la necesidad de implementar soluciones que permitan centralizar la recolección, almacenamiento y consulta de logs. Sistemas como ELK (Elasticsearch, Logstash y Kibana) han sido ampliamente utilizados en la industria para este propósito. No obstante, en el contexto académico, es posible desarrollar una versión simplificada que permita aplicar conceptos clave de sistemas operativos, redes y sistemas distribuidos. </w:t>
       </w:r>
     </w:p>
     <w:p>
@@ -560,15 +536,7 @@
         <w:ind w:left="0" w:right="0" w:firstLine="721"/>
       </w:pPr>
       <w:r>
-        <w:t xml:space="preserve">Diseñar e implementar un sistema de logs distribuido con alta disponibilidad tipo mini ELK que permita recolectar, almacenar y consultar registros generados por múltiples nodos, garantizando la continuidad del servicio mediante mecanismos de </w:t>
-      </w:r>
-      <w:proofErr w:type="spellStart"/>
-      <w:r>
-        <w:t>failover</w:t>
-      </w:r>
-      <w:proofErr w:type="spellEnd"/>
-      <w:r>
-        <w:t xml:space="preserve"> ante la caída de uno de los servidores.</w:t>
+        <w:t>Diseñar e implementar un sistema de logs distribuido con alta disponibilidad tipo mini ELK que permita recolectar, almacenar y consultar registros generados por múltiples nodos, garantizando la continuidad del servicio mediante mecanismos de failover ante la caída de uno de los servidores.</w:t>
       </w:r>
     </w:p>
     <w:p>
@@ -738,15 +706,7 @@
         <w:ind w:right="0" w:hanging="360"/>
       </w:pPr>
       <w:r>
-        <w:t xml:space="preserve">Implementar un mecanismo de alta disponibilidad entre dos servidores de logs mediante una IP virtual administrada con </w:t>
-      </w:r>
-      <w:proofErr w:type="spellStart"/>
-      <w:r>
-        <w:t>Keepalived</w:t>
-      </w:r>
-      <w:proofErr w:type="spellEnd"/>
-      <w:r>
-        <w:t>.</w:t>
+        <w:t>Implementar un mecanismo de alta disponibilidad entre dos servidores de logs mediante una IP virtual administrada con Keepalived.</w:t>
       </w:r>
     </w:p>
     <w:p>
@@ -1041,15 +1001,7 @@
         <w:ind w:left="1787" w:right="0" w:hanging="361"/>
       </w:pPr>
       <w:r>
-        <w:t xml:space="preserve">Configuración de alta disponibilidad entre servidores utilizando </w:t>
-      </w:r>
-      <w:proofErr w:type="spellStart"/>
-      <w:r>
-        <w:t>Keepalived</w:t>
-      </w:r>
-      <w:proofErr w:type="spellEnd"/>
-      <w:r>
-        <w:t>.</w:t>
+        <w:t>Configuración de alta disponibilidad entre servidores utilizando Keepalived.</w:t>
       </w:r>
     </w:p>
     <w:p>
@@ -1093,15 +1045,7 @@
         <w:ind w:left="1787" w:right="0" w:hanging="361"/>
       </w:pPr>
       <w:r>
-        <w:t xml:space="preserve">Configuración de </w:t>
-      </w:r>
-      <w:proofErr w:type="spellStart"/>
-      <w:r>
-        <w:t>docker-compose</w:t>
-      </w:r>
-      <w:proofErr w:type="spellEnd"/>
-      <w:r>
-        <w:t xml:space="preserve"> para orquestar el sistema.  </w:t>
+        <w:t xml:space="preserve">Configuración de docker-compose para orquestar el sistema.  </w:t>
       </w:r>
     </w:p>
     <w:p>
@@ -1541,15 +1485,7 @@
         <w:ind w:left="1787" w:right="0" w:hanging="361"/>
       </w:pPr>
       <w:r>
-        <w:t xml:space="preserve">Docker y Docker </w:t>
-      </w:r>
-      <w:proofErr w:type="spellStart"/>
-      <w:r>
-        <w:t>Compose</w:t>
-      </w:r>
-      <w:proofErr w:type="spellEnd"/>
-      <w:r>
-        <w:t xml:space="preserve"> para el despliegue del sistema.  </w:t>
+        <w:t xml:space="preserve">Docker y Docker Compose para el despliegue del sistema.  </w:t>
       </w:r>
     </w:p>
     <w:p>
@@ -1574,21 +1510,8 @@
         <w:spacing w:after="200"/>
         <w:ind w:left="1787" w:right="0" w:hanging="361"/>
       </w:pPr>
-      <w:proofErr w:type="spellStart"/>
-      <w:r>
-        <w:t>Postman</w:t>
-      </w:r>
-      <w:proofErr w:type="spellEnd"/>
-      <w:r>
-        <w:t xml:space="preserve"> para validar los </w:t>
-      </w:r>
-      <w:proofErr w:type="spellStart"/>
-      <w:r>
-        <w:t>endpoints</w:t>
-      </w:r>
-      <w:proofErr w:type="spellEnd"/>
-      <w:r>
-        <w:t xml:space="preserve"> de la API.  </w:t>
+      <w:r>
+        <w:t xml:space="preserve">Postman para validar los endpoints de la API.  </w:t>
       </w:r>
     </w:p>
     <w:p>
@@ -1793,15 +1716,7 @@
         <w:jc w:val="left"/>
       </w:pPr>
       <w:r>
-        <w:t xml:space="preserve">• </w:t>
-      </w:r>
-      <w:proofErr w:type="spellStart"/>
-      <w:r>
-        <w:t>Keepalived</w:t>
-      </w:r>
-      <w:proofErr w:type="spellEnd"/>
-      <w:r>
-        <w:t>: herramienta encargada de administrar una IP virtual compartida entre ambos servidores, permitiendo la continuidad del servicio.</w:t>
+        <w:t>• Keepalived: herramienta encargada de administrar una IP virtual compartida entre ambos servidores, permitiendo la continuidad del servicio.</w:t>
       </w:r>
     </w:p>
     <w:p>
@@ -1958,15 +1873,7 @@
         <w:pStyle w:val="NormalWeb"/>
       </w:pPr>
       <w:r>
-        <w:t>Los sistemas de logs constituyen un componente fundamental en el funcionamiento de los sistemas informáticos modernos, ya que permiten registrar eventos relevantes que ocurren dentro de aplicaciones, servidores y dispositivos de red. Estos registros facilitan la detección de errores, el análisis del comportamiento del sistema y la auditoría de seguridad (</w:t>
-      </w:r>
-      <w:proofErr w:type="spellStart"/>
-      <w:r>
-        <w:t>Chuvakin</w:t>
-      </w:r>
-      <w:proofErr w:type="spellEnd"/>
-      <w:r>
-        <w:t xml:space="preserve"> et al., 2013).</w:t>
+        <w:t>Los sistemas de logs constituyen un componente fundamental en el funcionamiento de los sistemas informáticos modernos, ya que permiten registrar eventos relevantes que ocurren dentro de aplicaciones, servidores y dispositivos de red. Estos registros facilitan la detección de errores, el análisis del comportamiento del sistema y la auditoría de seguridad (Chuvakin et al., 2013).</w:t>
       </w:r>
     </w:p>
     <w:p>
@@ -1998,15 +1905,7 @@
         <w:pStyle w:val="NormalWeb"/>
       </w:pPr>
       <w:r>
-        <w:t xml:space="preserve">Un sistema distribuido se define como un conjunto de computadoras independientes que trabajan en conjunto y se presentan ante los usuarios como un único sistema coherente. Estos sistemas permiten compartir recursos, mejorar el rendimiento y aumentar la disponibilidad (Tanenbaum &amp; Van </w:t>
-      </w:r>
-      <w:proofErr w:type="spellStart"/>
-      <w:r>
-        <w:t>Steen</w:t>
-      </w:r>
-      <w:proofErr w:type="spellEnd"/>
-      <w:r>
-        <w:t>, 2017).</w:t>
+        <w:t>Un sistema distribuido se define como un conjunto de computadoras independientes que trabajan en conjunto y se presentan ante los usuarios como un único sistema coherente. Estos sistemas permiten compartir recursos, mejorar el rendimiento y aumentar la disponibilidad (Tanenbaum &amp; Van Steen, 2017).</w:t>
       </w:r>
     </w:p>
     <w:p>
@@ -2074,15 +1973,7 @@
       </w:r>
       <w:r>
         <w:lastRenderedPageBreak/>
-        <w:t>para manejar múltiples solicitudes de clientes al mismo tiempo sin afectar el rendimiento del sistema (</w:t>
-      </w:r>
-      <w:proofErr w:type="spellStart"/>
-      <w:r>
-        <w:t>Silberschatz</w:t>
-      </w:r>
-      <w:proofErr w:type="spellEnd"/>
-      <w:r>
-        <w:t xml:space="preserve"> et al., 2018).</w:t>
+        <w:t>para manejar múltiples solicitudes de clientes al mismo tiempo sin afectar el rendimiento del sistema (Silberschatz et al., 2018).</w:t>
       </w:r>
     </w:p>
     <w:p>
@@ -2114,39 +2005,7 @@
         <w:pStyle w:val="NormalWeb"/>
       </w:pPr>
       <w:r>
-        <w:t xml:space="preserve">La centralización de logs consiste en recopilar registros provenientes de múltiples fuentes en un único sistema, lo que facilita su análisis y monitoreo. Una de las soluciones más utilizadas en la industria es el </w:t>
-      </w:r>
-      <w:proofErr w:type="spellStart"/>
-      <w:r>
-        <w:t>stack</w:t>
-      </w:r>
-      <w:proofErr w:type="spellEnd"/>
-      <w:r>
-        <w:t xml:space="preserve"> ELK, compuesto por </w:t>
-      </w:r>
-      <w:proofErr w:type="spellStart"/>
-      <w:r>
-        <w:t>Elasticsearch</w:t>
-      </w:r>
-      <w:proofErr w:type="spellEnd"/>
-      <w:r>
-        <w:t xml:space="preserve">, </w:t>
-      </w:r>
-      <w:proofErr w:type="spellStart"/>
-      <w:r>
-        <w:t>Logstash</w:t>
-      </w:r>
-      <w:proofErr w:type="spellEnd"/>
-      <w:r>
-        <w:t xml:space="preserve"> y </w:t>
-      </w:r>
-      <w:proofErr w:type="spellStart"/>
-      <w:r>
-        <w:t>Kibana</w:t>
-      </w:r>
-      <w:proofErr w:type="spellEnd"/>
-      <w:r>
-        <w:t>, que permite recolectar, procesar y visualizar logs de manera eficiente (Turnbull, 2014).</w:t>
+        <w:t>La centralización de logs consiste en recopilar registros provenientes de múltiples fuentes en un único sistema, lo que facilita su análisis y monitoreo. Una de las soluciones más utilizadas en la industria es el stack ELK, compuesto por Elasticsearch, Logstash y Kibana, que permite recolectar, procesar y visualizar logs de manera eficiente (Turnbull, 2014).</w:t>
       </w:r>
     </w:p>
     <w:p>
@@ -2182,15 +2041,7 @@
         <w:ind w:left="0" w:firstLine="0"/>
       </w:pPr>
       <w:r>
-        <w:t xml:space="preserve">El sistema fue mejorado mediante la implementación de alta disponibilidad utilizando </w:t>
-      </w:r>
-      <w:proofErr w:type="spellStart"/>
-      <w:r>
-        <w:t>Keepalived</w:t>
-      </w:r>
-      <w:proofErr w:type="spellEnd"/>
-      <w:r>
-        <w:t>. Se configuraron dos nodos de servidor, uno en estado activo (MASTER) y otro en estado de respaldo (BACKUP).</w:t>
+        <w:t>El sistema fue mejorado mediante la implementación de alta disponibilidad utilizando Keepalived. Se configuraron dos nodos de servidor, uno en estado activo (MASTER) y otro en estado de respaldo (BACKUP).</w:t>
       </w:r>
     </w:p>
     <w:p>
@@ -2214,15 +2065,7 @@
         <w:ind w:left="0" w:firstLine="0"/>
       </w:pPr>
       <w:r>
-        <w:t xml:space="preserve">Se realizaron pruebas de </w:t>
-      </w:r>
-      <w:proofErr w:type="spellStart"/>
-      <w:r>
-        <w:t>failover</w:t>
-      </w:r>
-      <w:proofErr w:type="spellEnd"/>
-      <w:r>
-        <w:t xml:space="preserve"> en las cuales se detuvo el nodo principal, observándose que la IP virtual fue transferida automáticamente al nodo secundario. Durante este proceso, el sistema continuó respondiendo solicitudes sin interrupciones.</w:t>
+        <w:t>Se realizaron pruebas de failover en las cuales se detuvo el nodo principal, observándose que la IP virtual fue transferida automáticamente al nodo secundario. Durante este proceso, el sistema continuó respondiendo solicitudes sin interrupciones.</w:t>
       </w:r>
     </w:p>
     <w:p/>
@@ -2299,16 +2142,307 @@
         <w:pStyle w:val="NormalWeb"/>
       </w:pPr>
       <w:r>
-        <w:t xml:space="preserve">En este proyecto, Docker se utiliza para </w:t>
-      </w:r>
-      <w:proofErr w:type="spellStart"/>
-      <w:r>
-        <w:t>contenerizar</w:t>
-      </w:r>
-      <w:proofErr w:type="spellEnd"/>
-      <w:r>
-        <w:t xml:space="preserve"> los distintos componentes del sistema, incluyendo los agentes, los servidores de logs y la base de datos.</w:t>
-      </w:r>
+        <w:t>En este proyecto, Docker se utiliza para contenerizar los distintos componentes del sistema, incluyendo los agentes, los servidores de logs y la base de datos.</w:t>
+      </w:r>
+    </w:p>
+    <w:p>
+      <w:pPr>
+        <w:pStyle w:val="Ttulo1"/>
+        <w:rPr>
+          <w:color w:val="auto"/>
+          <w:sz w:val="36"/>
+        </w:rPr>
+      </w:pPr>
+      <w:r>
+        <w:rPr>
+          <w:rStyle w:val="Textoennegrita"/>
+          <w:rFonts w:eastAsiaTheme="majorEastAsia"/>
+          <w:b/>
+          <w:bCs w:val="0"/>
+        </w:rPr>
+        <w:t>Resultados y pruebas</w:t>
+      </w:r>
+    </w:p>
+    <w:p>
+      <w:pPr>
+        <w:pStyle w:val="NormalWeb"/>
+      </w:pPr>
+      <w:r>
+        <w:t>Durante la implementación del sistema, se realizaron pruebas para validar su funcionamiento y comportamiento ante fallos.</w:t>
+      </w:r>
+    </w:p>
+    <w:p>
+      <w:pPr>
+        <w:pStyle w:val="NormalWeb"/>
+      </w:pPr>
+      <w:r>
+        <w:t>En condiciones normales, el nodo principal atiende las solicitudes mediante la IP virtual configurada. Al realizar una petición, el sistema responde correctamente desde el servidor activo.</w:t>
+      </w:r>
+    </w:p>
+    <w:p>
+      <w:pPr>
+        <w:pStyle w:val="NormalWeb"/>
+      </w:pPr>
+      <w:r>
+        <w:t>Posteriormente, se simuló la caída del nodo principal mediante la detención del servicio Keepalived. Como resultado, la IP virtual fue transferida automáticamente al nodo secundario, el cual continuó respondiendo las solicitudes sin interrupciones.</w:t>
+      </w:r>
+    </w:p>
+    <w:p>
+      <w:pPr>
+        <w:pStyle w:val="NormalWeb"/>
+      </w:pPr>
+      <w:r>
+        <w:t>Estos resultados demuestran que el sistema cumple con el objetivo de alta disponibilidad, garantizando la continuidad del servicio ante fallos.</w:t>
+      </w:r>
+    </w:p>
+    <w:p>
+      <w:pPr>
+        <w:pStyle w:val="NormalWeb"/>
+      </w:pPr>
+    </w:p>
+    <w:p>
+      <w:pPr>
+        <w:pStyle w:val="NormalWeb"/>
+      </w:pPr>
+    </w:p>
+    <w:p>
+      <w:pPr>
+        <w:pStyle w:val="NormalWeb"/>
+      </w:pPr>
+    </w:p>
+    <w:p>
+      <w:pPr>
+        <w:pStyle w:val="NormalWeb"/>
+      </w:pPr>
+    </w:p>
+    <w:p>
+      <w:pPr>
+        <w:pStyle w:val="NormalWeb"/>
+      </w:pPr>
+    </w:p>
+    <w:p>
+      <w:pPr>
+        <w:pStyle w:val="NormalWeb"/>
+      </w:pPr>
+    </w:p>
+    <w:p>
+      <w:pPr>
+        <w:pStyle w:val="NormalWeb"/>
+      </w:pPr>
+      <w:r>
+        <w:lastRenderedPageBreak/>
+        <w:t>Antes del Keepalived</w:t>
+      </w:r>
+    </w:p>
+    <w:p>
+      <w:pPr>
+        <w:pStyle w:val="NormalWeb"/>
+      </w:pPr>
+      <w:r>
+        <w:rPr>
+          <w:noProof/>
+        </w:rPr>
+        <w:drawing>
+          <wp:inline distT="0" distB="0" distL="0" distR="0" wp14:anchorId="7148915B" wp14:editId="6D391A96">
+            <wp:extent cx="5943600" cy="2928620"/>
+            <wp:effectExtent l="0" t="0" r="0" b="5080"/>
+            <wp:docPr id="1469299647" name="Imagen 1" descr="Texto&#10;&#10;Descripción generada automáticamente"/>
+            <wp:cNvGraphicFramePr>
+              <a:graphicFrameLocks xmlns:a="http://schemas.openxmlformats.org/drawingml/2006/main" noChangeAspect="1"/>
+            </wp:cNvGraphicFramePr>
+            <a:graphic xmlns:a="http://schemas.openxmlformats.org/drawingml/2006/main">
+              <a:graphicData uri="http://schemas.openxmlformats.org/drawingml/2006/picture">
+                <pic:pic xmlns:pic="http://schemas.openxmlformats.org/drawingml/2006/picture">
+                  <pic:nvPicPr>
+                    <pic:cNvPr id="1469299647" name="Imagen 1" descr="Texto&#10;&#10;Descripción generada automáticamente"/>
+                    <pic:cNvPicPr/>
+                  </pic:nvPicPr>
+                  <pic:blipFill>
+                    <a:blip r:embed="rId8"/>
+                    <a:stretch>
+                      <a:fillRect/>
+                    </a:stretch>
+                  </pic:blipFill>
+                  <pic:spPr>
+                    <a:xfrm>
+                      <a:off x="0" y="0"/>
+                      <a:ext cx="5943600" cy="2928620"/>
+                    </a:xfrm>
+                    <a:prstGeom prst="rect">
+                      <a:avLst/>
+                    </a:prstGeom>
+                  </pic:spPr>
+                </pic:pic>
+              </a:graphicData>
+            </a:graphic>
+          </wp:inline>
+        </w:drawing>
+      </w:r>
+    </w:p>
+    <w:p>
+      <w:pPr>
+        <w:pStyle w:val="NormalWeb"/>
+      </w:pPr>
+      <w:r>
+        <w:drawing>
+          <wp:inline distT="0" distB="0" distL="0" distR="0" wp14:anchorId="6654EE64" wp14:editId="46B716DF">
+            <wp:extent cx="5943600" cy="1581785"/>
+            <wp:effectExtent l="0" t="0" r="0" b="0"/>
+            <wp:docPr id="2035347136" name="Imagen 1" descr="Texto&#10;&#10;Descripción generada automáticamente"/>
+            <wp:cNvGraphicFramePr>
+              <a:graphicFrameLocks xmlns:a="http://schemas.openxmlformats.org/drawingml/2006/main" noChangeAspect="1"/>
+            </wp:cNvGraphicFramePr>
+            <a:graphic xmlns:a="http://schemas.openxmlformats.org/drawingml/2006/main">
+              <a:graphicData uri="http://schemas.openxmlformats.org/drawingml/2006/picture">
+                <pic:pic xmlns:pic="http://schemas.openxmlformats.org/drawingml/2006/picture">
+                  <pic:nvPicPr>
+                    <pic:cNvPr id="2035347136" name="Imagen 1" descr="Texto&#10;&#10;Descripción generada automáticamente"/>
+                    <pic:cNvPicPr/>
+                  </pic:nvPicPr>
+                  <pic:blipFill>
+                    <a:blip r:embed="rId9"/>
+                    <a:stretch>
+                      <a:fillRect/>
+                    </a:stretch>
+                  </pic:blipFill>
+                  <pic:spPr>
+                    <a:xfrm>
+                      <a:off x="0" y="0"/>
+                      <a:ext cx="5943600" cy="1581785"/>
+                    </a:xfrm>
+                    <a:prstGeom prst="rect">
+                      <a:avLst/>
+                    </a:prstGeom>
+                  </pic:spPr>
+                </pic:pic>
+              </a:graphicData>
+            </a:graphic>
+          </wp:inline>
+        </w:drawing>
+      </w:r>
+    </w:p>
+    <w:p>
+      <w:pPr>
+        <w:pStyle w:val="NormalWeb"/>
+      </w:pPr>
+    </w:p>
+    <w:p>
+      <w:pPr>
+        <w:pStyle w:val="NormalWeb"/>
+      </w:pPr>
+    </w:p>
+    <w:p>
+      <w:pPr>
+        <w:pStyle w:val="NormalWeb"/>
+      </w:pPr>
+      <w:r>
+        <w:t>Después del Keepalived.</w:t>
+      </w:r>
+    </w:p>
+    <w:p>
+      <w:pPr>
+        <w:pStyle w:val="NormalWeb"/>
+      </w:pPr>
+      <w:r>
+        <w:drawing>
+          <wp:inline distT="0" distB="0" distL="0" distR="0" wp14:anchorId="4166E5FD" wp14:editId="5FC7C432">
+            <wp:extent cx="5943600" cy="640715"/>
+            <wp:effectExtent l="0" t="0" r="0" b="6985"/>
+            <wp:docPr id="26188661" name="Imagen 1"/>
+            <wp:cNvGraphicFramePr>
+              <a:graphicFrameLocks xmlns:a="http://schemas.openxmlformats.org/drawingml/2006/main" noChangeAspect="1"/>
+            </wp:cNvGraphicFramePr>
+            <a:graphic xmlns:a="http://schemas.openxmlformats.org/drawingml/2006/main">
+              <a:graphicData uri="http://schemas.openxmlformats.org/drawingml/2006/picture">
+                <pic:pic xmlns:pic="http://schemas.openxmlformats.org/drawingml/2006/picture">
+                  <pic:nvPicPr>
+                    <pic:cNvPr id="26188661" name=""/>
+                    <pic:cNvPicPr/>
+                  </pic:nvPicPr>
+                  <pic:blipFill>
+                    <a:blip r:embed="rId10"/>
+                    <a:stretch>
+                      <a:fillRect/>
+                    </a:stretch>
+                  </pic:blipFill>
+                  <pic:spPr>
+                    <a:xfrm>
+                      <a:off x="0" y="0"/>
+                      <a:ext cx="5943600" cy="640715"/>
+                    </a:xfrm>
+                    <a:prstGeom prst="rect">
+                      <a:avLst/>
+                    </a:prstGeom>
+                  </pic:spPr>
+                </pic:pic>
+              </a:graphicData>
+            </a:graphic>
+          </wp:inline>
+        </w:drawing>
+      </w:r>
+    </w:p>
+    <w:p>
+      <w:pPr>
+        <w:pStyle w:val="NormalWeb"/>
+      </w:pPr>
+    </w:p>
+    <w:p>
+      <w:pPr>
+        <w:pStyle w:val="NormalWeb"/>
+      </w:pPr>
+      <w:r>
+        <w:lastRenderedPageBreak/>
+        <w:drawing>
+          <wp:inline distT="0" distB="0" distL="0" distR="0" wp14:anchorId="1464A3FA" wp14:editId="6BC38B9A">
+            <wp:extent cx="5943600" cy="1790065"/>
+            <wp:effectExtent l="0" t="0" r="0" b="635"/>
+            <wp:docPr id="2068863908" name="Imagen 1" descr="Texto&#10;&#10;Descripción generada automáticamente"/>
+            <wp:cNvGraphicFramePr>
+              <a:graphicFrameLocks xmlns:a="http://schemas.openxmlformats.org/drawingml/2006/main" noChangeAspect="1"/>
+            </wp:cNvGraphicFramePr>
+            <a:graphic xmlns:a="http://schemas.openxmlformats.org/drawingml/2006/main">
+              <a:graphicData uri="http://schemas.openxmlformats.org/drawingml/2006/picture">
+                <pic:pic xmlns:pic="http://schemas.openxmlformats.org/drawingml/2006/picture">
+                  <pic:nvPicPr>
+                    <pic:cNvPr id="2068863908" name="Imagen 1" descr="Texto&#10;&#10;Descripción generada automáticamente"/>
+                    <pic:cNvPicPr/>
+                  </pic:nvPicPr>
+                  <pic:blipFill>
+                    <a:blip r:embed="rId11"/>
+                    <a:stretch>
+                      <a:fillRect/>
+                    </a:stretch>
+                  </pic:blipFill>
+                  <pic:spPr>
+                    <a:xfrm>
+                      <a:off x="0" y="0"/>
+                      <a:ext cx="5943600" cy="1790065"/>
+                    </a:xfrm>
+                    <a:prstGeom prst="rect">
+                      <a:avLst/>
+                    </a:prstGeom>
+                  </pic:spPr>
+                </pic:pic>
+              </a:graphicData>
+            </a:graphic>
+          </wp:inline>
+        </w:drawing>
+      </w:r>
+    </w:p>
+    <w:p>
+      <w:pPr>
+        <w:pStyle w:val="NormalWeb"/>
+      </w:pPr>
+    </w:p>
+    <w:p>
+      <w:pPr>
+        <w:pStyle w:val="NormalWeb"/>
+      </w:pPr>
+    </w:p>
+    <w:p>
+      <w:pPr>
+        <w:pStyle w:val="NormalWeb"/>
+      </w:pPr>
     </w:p>
     <w:p>
       <w:pPr>
@@ -2319,7 +2453,6 @@
           <w:lang w:val="en-US"/>
         </w:rPr>
       </w:pPr>
-      <w:proofErr w:type="spellStart"/>
       <w:r>
         <w:rPr>
           <w:rStyle w:val="Textoennegrita"/>
@@ -2330,7 +2463,6 @@
         </w:rPr>
         <w:t>Referencias</w:t>
       </w:r>
-      <w:proofErr w:type="spellEnd"/>
     </w:p>
     <w:p>
       <w:pPr>
@@ -2343,21 +2475,7 @@
         <w:rPr>
           <w:lang w:val="en-US"/>
         </w:rPr>
-        <w:t xml:space="preserve">Bass, L., Clements, P., &amp; </w:t>
-      </w:r>
-      <w:proofErr w:type="spellStart"/>
-      <w:r>
-        <w:rPr>
-          <w:lang w:val="en-US"/>
-        </w:rPr>
-        <w:t>Kazman</w:t>
-      </w:r>
-      <w:proofErr w:type="spellEnd"/>
-      <w:r>
-        <w:rPr>
-          <w:lang w:val="en-US"/>
-        </w:rPr>
-        <w:t xml:space="preserve">, R. (2012). </w:t>
+        <w:t xml:space="preserve">Bass, L., Clements, P., &amp; Kazman, R. (2012). </w:t>
       </w:r>
       <w:r>
         <w:rPr>
@@ -2380,19 +2498,11 @@
           <w:lang w:val="en-US"/>
         </w:rPr>
       </w:pPr>
-      <w:proofErr w:type="spellStart"/>
       <w:r>
         <w:rPr>
           <w:lang w:val="en-US"/>
         </w:rPr>
-        <w:t>Chuvakin</w:t>
-      </w:r>
-      <w:proofErr w:type="spellEnd"/>
-      <w:r>
-        <w:rPr>
-          <w:lang w:val="en-US"/>
-        </w:rPr>
-        <w:t xml:space="preserve">, A., Schmidt, K., &amp; Phillips, C. (2013). </w:t>
+        <w:t xml:space="preserve">Chuvakin, A., Schmidt, K., &amp; Phillips, C. (2013). </w:t>
       </w:r>
       <w:r>
         <w:rPr>
@@ -2443,26 +2553,12 @@
         <w:rPr>
           <w:lang w:val="en-US"/>
         </w:rPr>
-        <w:t xml:space="preserve">Red Hat. (2020). Setting up a Linux cluster with </w:t>
-      </w:r>
-      <w:proofErr w:type="spellStart"/>
-      <w:r>
-        <w:rPr>
-          <w:lang w:val="en-US"/>
-        </w:rPr>
-        <w:t>Keepalived</w:t>
-      </w:r>
-      <w:proofErr w:type="spellEnd"/>
-      <w:r>
-        <w:rPr>
-          <w:lang w:val="en-US"/>
-        </w:rPr>
-        <w:t xml:space="preserve">. </w:t>
+        <w:t xml:space="preserve">Red Hat. (2020). Setting up a Linux cluster with Keepalived. </w:t>
       </w:r>
       <w:r>
         <w:t xml:space="preserve">Recuperado de </w:t>
       </w:r>
-      <w:hyperlink r:id="rId8" w:history="1">
+      <w:hyperlink r:id="rId12" w:history="1">
         <w:r>
           <w:rPr>
             <w:rStyle w:val="Hipervnculo"/>
@@ -2478,29 +2574,11 @@
           <w:lang w:val="en-US"/>
         </w:rPr>
       </w:pPr>
-      <w:proofErr w:type="spellStart"/>
-      <w:r>
-        <w:t>Silberschatz</w:t>
-      </w:r>
-      <w:proofErr w:type="spellEnd"/>
-      <w:r>
-        <w:t xml:space="preserve">, A., </w:t>
-      </w:r>
-      <w:proofErr w:type="spellStart"/>
-      <w:r>
-        <w:t>Galvin</w:t>
-      </w:r>
-      <w:proofErr w:type="spellEnd"/>
-      <w:r>
-        <w:t xml:space="preserve">, P. B., &amp; </w:t>
-      </w:r>
-      <w:proofErr w:type="spellStart"/>
-      <w:r>
-        <w:t>Gagne</w:t>
-      </w:r>
-      <w:proofErr w:type="spellEnd"/>
-      <w:r>
-        <w:t xml:space="preserve">, G. (2018). </w:t>
+      <w:r>
+        <w:rPr>
+          <w:lang w:val="en-US"/>
+        </w:rPr>
+        <w:t xml:space="preserve">Silberschatz, A., Galvin, P. B., &amp; Gagne, G. (2018). </w:t>
       </w:r>
       <w:r>
         <w:rPr>
@@ -2564,52 +2642,14 @@
       <w:r>
         <w:t xml:space="preserve">Turnbull, J. (2014). </w:t>
       </w:r>
-      <w:proofErr w:type="spellStart"/>
       <w:r>
         <w:rPr>
           <w:rStyle w:val="nfasis"/>
         </w:rPr>
-        <w:t>The</w:t>
-      </w:r>
-      <w:proofErr w:type="spellEnd"/>
-      <w:r>
-        <w:rPr>
-          <w:rStyle w:val="nfasis"/>
-        </w:rPr>
-        <w:t xml:space="preserve"> </w:t>
-      </w:r>
-      <w:proofErr w:type="spellStart"/>
-      <w:r>
-        <w:rPr>
-          <w:rStyle w:val="nfasis"/>
-        </w:rPr>
-        <w:t>Logstash</w:t>
-      </w:r>
-      <w:proofErr w:type="spellEnd"/>
-      <w:r>
-        <w:rPr>
-          <w:rStyle w:val="nfasis"/>
-        </w:rPr>
-        <w:t xml:space="preserve"> </w:t>
-      </w:r>
-      <w:proofErr w:type="spellStart"/>
-      <w:r>
-        <w:rPr>
-          <w:rStyle w:val="nfasis"/>
-        </w:rPr>
-        <w:t>book</w:t>
-      </w:r>
-      <w:proofErr w:type="spellEnd"/>
-      <w:r>
-        <w:t xml:space="preserve">. Turnbull </w:t>
-      </w:r>
-      <w:proofErr w:type="spellStart"/>
-      <w:r>
-        <w:t>Press</w:t>
-      </w:r>
-      <w:proofErr w:type="spellEnd"/>
-      <w:r>
-        <w:t>.</w:t>
+        <w:t>The Logstash book</w:t>
+      </w:r>
+      <w:r>
+        <w:t>. Turnbull Press.</w:t>
       </w:r>
     </w:p>
     <w:p>
@@ -2630,14 +2670,13 @@
         <w:jc w:val="left"/>
       </w:pPr>
       <w:r>
-        <w:lastRenderedPageBreak/>
         <w:t xml:space="preserve"> </w:t>
       </w:r>
     </w:p>
     <w:sectPr>
-      <w:headerReference w:type="even" r:id="rId9"/>
-      <w:headerReference w:type="default" r:id="rId10"/>
-      <w:headerReference w:type="first" r:id="rId11"/>
+      <w:headerReference w:type="even" r:id="rId13"/>
+      <w:headerReference w:type="default" r:id="rId14"/>
+      <w:headerReference w:type="first" r:id="rId15"/>
       <w:pgSz w:w="12240" w:h="15840"/>
       <w:pgMar w:top="769" w:right="1439" w:bottom="1634" w:left="1441" w:header="720" w:footer="720" w:gutter="0"/>
       <w:cols w:space="720"/>
